--- a/daily_report.docx
+++ b/daily_report.docx
@@ -56,7 +56,7 @@
     <w:p>
       <w:r>
         <w:pict w14:anchorId="1DD62D9A">
-          <v:rect id="_x0000_i1044" style="width:0;height:1.5pt" o:hralign="center" o:hrstd="t" o:hrnoshade="t" o:hr="t" fillcolor="gray" stroked="f"/>
+          <v:rect id="_x0000_i1025" style="width:0;height:1.5pt" o:hralign="center" o:hrstd="t" o:hrnoshade="t" o:hr="t" fillcolor="gray" stroked="f"/>
         </w:pict>
       </w:r>
     </w:p>
@@ -308,15 +308,7 @@
           </w:tcPr>
           <w:p>
             <w:r>
-              <w:t xml:space="preserve">Has no biological value. We will delete this later so the model </w:t>
-            </w:r>
-            <w:proofErr w:type="gramStart"/>
-            <w:r>
-              <w:t>doesn't</w:t>
-            </w:r>
-            <w:proofErr w:type="gramEnd"/>
-            <w:r>
-              <w:t xml:space="preserve"> learn useless patterns.</w:t>
+              <w:t>Has no biological value. We will delete this later so the model doesn't learn useless patterns.</w:t>
             </w:r>
           </w:p>
         </w:tc>
@@ -518,15 +510,7 @@
           </w:tcPr>
           <w:p>
             <w:r>
-              <w:t xml:space="preserve">High BP pushes too hard against the kidney filters, tearing them. </w:t>
-            </w:r>
-            <w:proofErr w:type="gramStart"/>
-            <w:r>
-              <w:t>It's</w:t>
-            </w:r>
-            <w:proofErr w:type="gramEnd"/>
-            <w:r>
-              <w:t xml:space="preserve"> a primary cause of CKD.</w:t>
+              <w:t>High BP pushes too hard against the kidney filters, tearing them. It's a primary cause of CKD.</w:t>
             </w:r>
           </w:p>
         </w:tc>
@@ -780,11 +764,9 @@
             <w:hideMark/>
           </w:tcPr>
           <w:p>
-            <w:proofErr w:type="spellStart"/>
             <w:r>
               <w:t>su</w:t>
             </w:r>
-            <w:proofErr w:type="spellEnd"/>
           </w:p>
         </w:tc>
         <w:tc>
@@ -883,11 +865,9 @@
             <w:hideMark/>
           </w:tcPr>
           <w:p>
-            <w:proofErr w:type="spellStart"/>
             <w:r>
               <w:t>rbc</w:t>
             </w:r>
-            <w:proofErr w:type="spellEnd"/>
           </w:p>
         </w:tc>
         <w:tc>
@@ -1087,12 +1067,10 @@
             <w:hideMark/>
           </w:tcPr>
           <w:p>
-            <w:proofErr w:type="spellStart"/>
             <w:r>
               <w:lastRenderedPageBreak/>
               <w:t>pcc</w:t>
             </w:r>
-            <w:proofErr w:type="spellEnd"/>
           </w:p>
         </w:tc>
         <w:tc>
@@ -1139,15 +1117,7 @@
           </w:tcPr>
           <w:p>
             <w:r>
-              <w:t xml:space="preserve">Phase 1 Target! Clumps or "casts" are physical </w:t>
-            </w:r>
-            <w:proofErr w:type="spellStart"/>
-            <w:r>
-              <w:t>molds</w:t>
-            </w:r>
-            <w:proofErr w:type="spellEnd"/>
-            <w:r>
-              <w:t xml:space="preserve"> of damaged kidney tubes.</w:t>
+              <w:t>Phase 1 Target! Clumps or "casts" are physical molds of damaged kidney tubes.</w:t>
             </w:r>
           </w:p>
         </w:tc>
@@ -1199,11 +1169,9 @@
             <w:hideMark/>
           </w:tcPr>
           <w:p>
-            <w:proofErr w:type="spellStart"/>
             <w:r>
               <w:t>ba</w:t>
             </w:r>
-            <w:proofErr w:type="spellEnd"/>
           </w:p>
         </w:tc>
         <w:tc>
@@ -1302,11 +1270,9 @@
             <w:hideMark/>
           </w:tcPr>
           <w:p>
-            <w:proofErr w:type="spellStart"/>
             <w:r>
               <w:t>bgr</w:t>
             </w:r>
-            <w:proofErr w:type="spellEnd"/>
           </w:p>
         </w:tc>
         <w:tc>
@@ -1405,11 +1371,9 @@
             <w:hideMark/>
           </w:tcPr>
           <w:p>
-            <w:proofErr w:type="spellStart"/>
             <w:r>
               <w:t>bu</w:t>
             </w:r>
-            <w:proofErr w:type="spellEnd"/>
           </w:p>
         </w:tc>
         <w:tc>
@@ -1456,15 +1420,7 @@
           </w:tcPr>
           <w:p>
             <w:r>
-              <w:t xml:space="preserve">Toxic nitrogen waste building up in the bloodstream because it </w:t>
-            </w:r>
-            <w:proofErr w:type="gramStart"/>
-            <w:r>
-              <w:t>isn't</w:t>
-            </w:r>
-            <w:proofErr w:type="gramEnd"/>
-            <w:r>
-              <w:t xml:space="preserve"> being filtered.</w:t>
+              <w:t>Toxic nitrogen waste building up in the bloodstream because it isn't being filtered.</w:t>
             </w:r>
           </w:p>
         </w:tc>
@@ -1516,11 +1472,9 @@
             <w:hideMark/>
           </w:tcPr>
           <w:p>
-            <w:proofErr w:type="spellStart"/>
             <w:r>
               <w:t>sc</w:t>
             </w:r>
-            <w:proofErr w:type="spellEnd"/>
           </w:p>
         </w:tc>
         <w:tc>
@@ -1668,15 +1622,7 @@
           </w:tcPr>
           <w:p>
             <w:r>
-              <w:t xml:space="preserve">Electrolyte. Failing kidneys </w:t>
-            </w:r>
-            <w:proofErr w:type="gramStart"/>
-            <w:r>
-              <w:t>can't</w:t>
-            </w:r>
-            <w:proofErr w:type="gramEnd"/>
-            <w:r>
-              <w:t xml:space="preserve"> remove salt, causing severe swelling and higher blood pressure.</w:t>
+              <w:t>Electrolyte. Failing kidneys can't remove salt, causing severe swelling and higher blood pressure.</w:t>
             </w:r>
           </w:p>
         </w:tc>
@@ -1829,68 +1775,56 @@
             <w:hideMark/>
           </w:tcPr>
           <w:p>
-            <w:proofErr w:type="spellStart"/>
             <w:r>
               <w:t>hemo</w:t>
             </w:r>
-            <w:proofErr w:type="spellEnd"/>
-          </w:p>
-        </w:tc>
-        <w:tc>
-          <w:tcPr>
-            <w:tcW w:w="0" w:type="auto"/>
-            <w:tcBorders>
-              <w:top w:val="single" w:sz="6" w:space="0" w:color="CCCCCC"/>
-              <w:left w:val="single" w:sz="6" w:space="0" w:color="CCCCCC"/>
-              <w:bottom w:val="single" w:sz="6" w:space="0" w:color="CCCCCC"/>
-              <w:right w:val="single" w:sz="6" w:space="0" w:color="CCCCCC"/>
-            </w:tcBorders>
-            <w:tcMar>
-              <w:top w:w="30" w:type="dxa"/>
-              <w:left w:w="45" w:type="dxa"/>
-              <w:bottom w:w="30" w:type="dxa"/>
-              <w:right w:w="45" w:type="dxa"/>
-            </w:tcMar>
-            <w:vAlign w:val="bottom"/>
-            <w:hideMark/>
-          </w:tcPr>
-          <w:p>
-            <w:proofErr w:type="spellStart"/>
+          </w:p>
+        </w:tc>
+        <w:tc>
+          <w:tcPr>
+            <w:tcW w:w="0" w:type="auto"/>
+            <w:tcBorders>
+              <w:top w:val="single" w:sz="6" w:space="0" w:color="CCCCCC"/>
+              <w:left w:val="single" w:sz="6" w:space="0" w:color="CCCCCC"/>
+              <w:bottom w:val="single" w:sz="6" w:space="0" w:color="CCCCCC"/>
+              <w:right w:val="single" w:sz="6" w:space="0" w:color="CCCCCC"/>
+            </w:tcBorders>
+            <w:tcMar>
+              <w:top w:w="30" w:type="dxa"/>
+              <w:left w:w="45" w:type="dxa"/>
+              <w:bottom w:w="30" w:type="dxa"/>
+              <w:right w:w="45" w:type="dxa"/>
+            </w:tcMar>
+            <w:vAlign w:val="bottom"/>
+            <w:hideMark/>
+          </w:tcPr>
+          <w:p>
             <w:r>
               <w:t>Hemoglobin</w:t>
             </w:r>
-            <w:proofErr w:type="spellEnd"/>
-          </w:p>
-        </w:tc>
-        <w:tc>
-          <w:tcPr>
-            <w:tcW w:w="0" w:type="auto"/>
-            <w:tcBorders>
-              <w:top w:val="single" w:sz="6" w:space="0" w:color="CCCCCC"/>
-              <w:left w:val="single" w:sz="6" w:space="0" w:color="CCCCCC"/>
-              <w:bottom w:val="single" w:sz="6" w:space="0" w:color="CCCCCC"/>
-              <w:right w:val="single" w:sz="6" w:space="0" w:color="CCCCCC"/>
-            </w:tcBorders>
-            <w:tcMar>
-              <w:top w:w="30" w:type="dxa"/>
-              <w:left w:w="45" w:type="dxa"/>
-              <w:bottom w:w="30" w:type="dxa"/>
-              <w:right w:w="45" w:type="dxa"/>
-            </w:tcMar>
-            <w:vAlign w:val="bottom"/>
-            <w:hideMark/>
-          </w:tcPr>
-          <w:p>
-            <w:r>
-              <w:t xml:space="preserve">Kidneys make a hormone (EPO) that creates red blood cells. Broken kidneys = low </w:t>
-            </w:r>
-            <w:proofErr w:type="spellStart"/>
-            <w:r>
-              <w:t>hemoglobin</w:t>
-            </w:r>
-            <w:proofErr w:type="spellEnd"/>
-            <w:r>
-              <w:t>.</w:t>
+          </w:p>
+        </w:tc>
+        <w:tc>
+          <w:tcPr>
+            <w:tcW w:w="0" w:type="auto"/>
+            <w:tcBorders>
+              <w:top w:val="single" w:sz="6" w:space="0" w:color="CCCCCC"/>
+              <w:left w:val="single" w:sz="6" w:space="0" w:color="CCCCCC"/>
+              <w:bottom w:val="single" w:sz="6" w:space="0" w:color="CCCCCC"/>
+              <w:right w:val="single" w:sz="6" w:space="0" w:color="CCCCCC"/>
+            </w:tcBorders>
+            <w:tcMar>
+              <w:top w:w="30" w:type="dxa"/>
+              <w:left w:w="45" w:type="dxa"/>
+              <w:bottom w:w="30" w:type="dxa"/>
+              <w:right w:w="45" w:type="dxa"/>
+            </w:tcMar>
+            <w:vAlign w:val="bottom"/>
+            <w:hideMark/>
+          </w:tcPr>
+          <w:p>
+            <w:r>
+              <w:t>Kidneys make a hormone (EPO) that creates red blood cells. Broken kidneys = low hemoglobin.</w:t>
             </w:r>
           </w:p>
         </w:tc>
@@ -1942,11 +1876,9 @@
             <w:hideMark/>
           </w:tcPr>
           <w:p>
-            <w:proofErr w:type="spellStart"/>
             <w:r>
               <w:t>pcv</w:t>
             </w:r>
-            <w:proofErr w:type="spellEnd"/>
           </w:p>
         </w:tc>
         <w:tc>
@@ -1993,23 +1925,7 @@
           </w:tcPr>
           <w:p>
             <w:r>
-              <w:t xml:space="preserve">The percentage of blood that is cells vs. liquid. Used alongside </w:t>
-            </w:r>
-            <w:proofErr w:type="spellStart"/>
-            <w:r>
-              <w:t>hemoglobin</w:t>
-            </w:r>
-            <w:proofErr w:type="spellEnd"/>
-            <w:r>
-              <w:t xml:space="preserve"> to detect </w:t>
-            </w:r>
-            <w:proofErr w:type="spellStart"/>
-            <w:r>
-              <w:t>anemia</w:t>
-            </w:r>
-            <w:proofErr w:type="spellEnd"/>
-            <w:r>
-              <w:t>.</w:t>
+              <w:t>The percentage of blood that is cells vs. liquid. Used alongside hemoglobin to detect anemia.</w:t>
             </w:r>
           </w:p>
         </w:tc>
@@ -2061,11 +1977,9 @@
             <w:hideMark/>
           </w:tcPr>
           <w:p>
-            <w:proofErr w:type="spellStart"/>
             <w:r>
               <w:t>wc</w:t>
             </w:r>
-            <w:proofErr w:type="spellEnd"/>
           </w:p>
         </w:tc>
         <w:tc>
@@ -2164,11 +2078,9 @@
             <w:hideMark/>
           </w:tcPr>
           <w:p>
-            <w:proofErr w:type="spellStart"/>
             <w:r>
               <w:t>rc</w:t>
             </w:r>
-            <w:proofErr w:type="spellEnd"/>
           </w:p>
         </w:tc>
         <w:tc>
@@ -2267,11 +2179,9 @@
             <w:hideMark/>
           </w:tcPr>
           <w:p>
-            <w:proofErr w:type="spellStart"/>
             <w:r>
               <w:t>htn</w:t>
             </w:r>
-            <w:proofErr w:type="spellEnd"/>
           </w:p>
         </w:tc>
         <w:tc>
@@ -2572,11 +2482,9 @@
             <w:hideMark/>
           </w:tcPr>
           <w:p>
-            <w:proofErr w:type="spellStart"/>
             <w:r>
               <w:t>appet</w:t>
             </w:r>
-            <w:proofErr w:type="spellEnd"/>
           </w:p>
         </w:tc>
         <w:tc>
@@ -2623,23 +2531,7 @@
           </w:tcPr>
           <w:p>
             <w:r>
-              <w:t>As toxic waste (</w:t>
-            </w:r>
-            <w:proofErr w:type="spellStart"/>
-            <w:r>
-              <w:t>bu</w:t>
-            </w:r>
-            <w:proofErr w:type="spellEnd"/>
-            <w:r>
-              <w:t xml:space="preserve"> and </w:t>
-            </w:r>
-            <w:proofErr w:type="spellStart"/>
-            <w:r>
-              <w:t>sc</w:t>
-            </w:r>
-            <w:proofErr w:type="spellEnd"/>
-            <w:r>
-              <w:t>) builds up in the blood, patients feel too nauseous to eat.</w:t>
+              <w:t>As toxic waste (bu and sc) builds up in the blood, patients feel too nauseous to eat.</w:t>
             </w:r>
           </w:p>
         </w:tc>
@@ -2716,44 +2608,31 @@
           </w:tcPr>
           <w:p>
             <w:r>
-              <w:t xml:space="preserve">Pedal </w:t>
-            </w:r>
-            <w:proofErr w:type="spellStart"/>
-            <w:r>
-              <w:t>Edema</w:t>
-            </w:r>
-            <w:proofErr w:type="spellEnd"/>
-          </w:p>
-        </w:tc>
-        <w:tc>
-          <w:tcPr>
-            <w:tcW w:w="0" w:type="auto"/>
-            <w:tcBorders>
-              <w:top w:val="single" w:sz="6" w:space="0" w:color="CCCCCC"/>
-              <w:left w:val="single" w:sz="6" w:space="0" w:color="CCCCCC"/>
-              <w:bottom w:val="single" w:sz="6" w:space="0" w:color="CCCCCC"/>
-              <w:right w:val="single" w:sz="6" w:space="0" w:color="CCCCCC"/>
-            </w:tcBorders>
-            <w:tcMar>
-              <w:top w:w="30" w:type="dxa"/>
-              <w:left w:w="45" w:type="dxa"/>
-              <w:bottom w:w="30" w:type="dxa"/>
-              <w:right w:w="45" w:type="dxa"/>
-            </w:tcMar>
-            <w:vAlign w:val="bottom"/>
-            <w:hideMark/>
-          </w:tcPr>
-          <w:p>
-            <w:r>
-              <w:t xml:space="preserve">Swelling in the feet/ankles because the kidneys </w:t>
-            </w:r>
-            <w:proofErr w:type="gramStart"/>
-            <w:r>
-              <w:t>aren't</w:t>
-            </w:r>
-            <w:proofErr w:type="gramEnd"/>
-            <w:r>
-              <w:t xml:space="preserve"> removing excess water from the body.</w:t>
+              <w:t>Pedal Edema</w:t>
+            </w:r>
+          </w:p>
+        </w:tc>
+        <w:tc>
+          <w:tcPr>
+            <w:tcW w:w="0" w:type="auto"/>
+            <w:tcBorders>
+              <w:top w:val="single" w:sz="6" w:space="0" w:color="CCCCCC"/>
+              <w:left w:val="single" w:sz="6" w:space="0" w:color="CCCCCC"/>
+              <w:bottom w:val="single" w:sz="6" w:space="0" w:color="CCCCCC"/>
+              <w:right w:val="single" w:sz="6" w:space="0" w:color="CCCCCC"/>
+            </w:tcBorders>
+            <w:tcMar>
+              <w:top w:w="30" w:type="dxa"/>
+              <w:left w:w="45" w:type="dxa"/>
+              <w:bottom w:w="30" w:type="dxa"/>
+              <w:right w:w="45" w:type="dxa"/>
+            </w:tcMar>
+            <w:vAlign w:val="bottom"/>
+            <w:hideMark/>
+          </w:tcPr>
+          <w:p>
+            <w:r>
+              <w:t>Swelling in the feet/ankles because the kidneys aren't removing excess water from the body.</w:t>
             </w:r>
           </w:p>
         </w:tc>
@@ -2805,38 +2684,34 @@
             <w:hideMark/>
           </w:tcPr>
           <w:p>
-            <w:proofErr w:type="spellStart"/>
             <w:r>
               <w:lastRenderedPageBreak/>
               <w:t>ane</w:t>
             </w:r>
-            <w:proofErr w:type="spellEnd"/>
-          </w:p>
-        </w:tc>
-        <w:tc>
-          <w:tcPr>
-            <w:tcW w:w="0" w:type="auto"/>
-            <w:tcBorders>
-              <w:top w:val="single" w:sz="6" w:space="0" w:color="CCCCCC"/>
-              <w:left w:val="single" w:sz="6" w:space="0" w:color="CCCCCC"/>
-              <w:bottom w:val="single" w:sz="6" w:space="0" w:color="CCCCCC"/>
-              <w:right w:val="single" w:sz="6" w:space="0" w:color="CCCCCC"/>
-            </w:tcBorders>
-            <w:tcMar>
-              <w:top w:w="30" w:type="dxa"/>
-              <w:left w:w="45" w:type="dxa"/>
-              <w:bottom w:w="30" w:type="dxa"/>
-              <w:right w:w="45" w:type="dxa"/>
-            </w:tcMar>
-            <w:vAlign w:val="bottom"/>
-            <w:hideMark/>
-          </w:tcPr>
-          <w:p>
-            <w:proofErr w:type="spellStart"/>
+          </w:p>
+        </w:tc>
+        <w:tc>
+          <w:tcPr>
+            <w:tcW w:w="0" w:type="auto"/>
+            <w:tcBorders>
+              <w:top w:val="single" w:sz="6" w:space="0" w:color="CCCCCC"/>
+              <w:left w:val="single" w:sz="6" w:space="0" w:color="CCCCCC"/>
+              <w:bottom w:val="single" w:sz="6" w:space="0" w:color="CCCCCC"/>
+              <w:right w:val="single" w:sz="6" w:space="0" w:color="CCCCCC"/>
+            </w:tcBorders>
+            <w:tcMar>
+              <w:top w:w="30" w:type="dxa"/>
+              <w:left w:w="45" w:type="dxa"/>
+              <w:bottom w:w="30" w:type="dxa"/>
+              <w:right w:w="45" w:type="dxa"/>
+            </w:tcMar>
+            <w:vAlign w:val="bottom"/>
+            <w:hideMark/>
+          </w:tcPr>
+          <w:p>
             <w:r>
               <w:t>Anemia</w:t>
             </w:r>
-            <w:proofErr w:type="spellEnd"/>
           </w:p>
         </w:tc>
         <w:tc>
@@ -2960,23 +2835,7 @@
           </w:tcPr>
           <w:p>
             <w:r>
-              <w:t xml:space="preserve">The Answer Key. </w:t>
-            </w:r>
-            <w:proofErr w:type="spellStart"/>
-            <w:r>
-              <w:t>ckd</w:t>
-            </w:r>
-            <w:proofErr w:type="spellEnd"/>
-            <w:r>
-              <w:t xml:space="preserve"> (Sick) or </w:t>
-            </w:r>
-            <w:proofErr w:type="spellStart"/>
-            <w:r>
-              <w:t>notckd</w:t>
-            </w:r>
-            <w:proofErr w:type="spellEnd"/>
-            <w:r>
-              <w:t xml:space="preserve"> (Healthy). The model learns to predict this.</w:t>
+              <w:t>The Answer Key. ckd (Sick) or notckd (Healthy). The model learns to predict this.</w:t>
             </w:r>
           </w:p>
         </w:tc>
@@ -3121,15 +2980,7 @@
         <w:t>Data Transformation/Encoding:</w:t>
       </w:r>
       <w:r>
-        <w:t xml:space="preserve"> Prior to encoding, a structural typo within the target variable column ('classification') was corrected to prevent the algorithm from incorrectly interpreting duplicate diagnostic classes. Following this, I utilized </w:t>
-      </w:r>
-      <w:proofErr w:type="spellStart"/>
-      <w:r>
-        <w:t>LabelEncoder</w:t>
-      </w:r>
-      <w:proofErr w:type="spellEnd"/>
-      <w:r>
-        <w:t xml:space="preserve"> from the scikit-learn library to transform all categorical variables (string/text data) into numeric formats. This conversion is essential because the Random Forest classifier requires purely mathematical inputs to calculate information gain and effectively construct its decision trees.</w:t>
+        <w:t xml:space="preserve"> Prior to encoding, a structural typo within the target variable column ('classification') was corrected to prevent the algorithm from incorrectly interpreting duplicate diagnostic classes. Following this, I utilized LabelEncoder from the scikit-learn library to transform all categorical variables (string/text data) into numeric formats. This conversion is essential because the Random Forest classifier requires purely mathematical inputs to calculate information gain and effectively construct its decision trees.</w:t>
       </w:r>
     </w:p>
     <w:p>
@@ -3266,15 +3117,7 @@
         <w:t>Explanation of Results:</w:t>
       </w:r>
       <w:r>
-        <w:t xml:space="preserve"> These metrics indicate that the model demonstrates a highly robust capability to accurately classify the target diagnosis based on the provided biological markers. The confusion matrix confirmed zero false positives and zero false negatives on the test data. Crucially, by intentionally dropping "leaky" late-stage symptom features (such as </w:t>
-      </w:r>
-      <w:proofErr w:type="spellStart"/>
-      <w:r>
-        <w:t>ane</w:t>
-      </w:r>
-      <w:proofErr w:type="spellEnd"/>
-      <w:r>
-        <w:t xml:space="preserve"> and pe) during pre-processing, we ensured the model learned true biochemical patterns rather than taking predictive shortcuts. Furthermore, achieving a 98.75% average accuracy across five separate cross-validation folds confirms that the model generalizes exceptionally well to unseen data and that our pre-processing steps successfully mitigated overfitting.</w:t>
+        <w:t xml:space="preserve"> These metrics indicate that the model demonstrates a highly robust capability to accurately classify the target diagnosis based on the provided biological markers. The confusion matrix confirmed zero false positives and zero false negatives on the test data. Crucially, by intentionally dropping "leaky" late-stage symptom features (such as ane and pe) during pre-processing, we ensured the model learned true biochemical patterns rather than taking predictive shortcuts. Furthermore, achieving a 98.75% average accuracy across five separate cross-validation folds confirms that the model generalizes exceptionally well to unseen data and that our pre-processing steps successfully mitigated overfitting.</w:t>
       </w:r>
     </w:p>
     <w:p>
@@ -3300,6 +3143,9 @@
         </w:rPr>
       </w:pPr>
       <w:r>
+        <w:rPr>
+          <w:noProof/>
+        </w:rPr>
         <w:drawing>
           <wp:inline distT="0" distB="0" distL="0" distR="0" wp14:anchorId="5CAD1DE0" wp14:editId="6B9DE27B">
             <wp:extent cx="5731510" cy="4650105"/>
@@ -3381,6 +3227,626 @@
         <w:t xml:space="preserve"> Isolate the top driving features to better understand the underlying biological/scientific mechanisms.</w:t>
       </w:r>
     </w:p>
+    <w:p/>
+    <w:p/>
+    <w:p/>
+    <w:p/>
+    <w:p/>
+    <w:p/>
+    <w:p/>
+    <w:p/>
+    <w:p/>
+    <w:p/>
+    <w:p/>
+    <w:p/>
+    <w:p/>
+    <w:p/>
+    <w:p/>
+    <w:p/>
+    <w:p/>
+    <w:p/>
+    <w:p/>
+    <w:p/>
+    <w:p/>
+    <w:p/>
+    <w:p/>
+    <w:p/>
+    <w:p/>
+    <w:p/>
+    <w:p/>
+    <w:p/>
+    <w:p>
+      <w:r>
+        <w:pict w14:anchorId="2E0B9340">
+          <v:rect id="_x0000_i1026" style="width:0;height:1.5pt" o:hralign="center" o:hrstd="t" o:hrnoshade="t" o:hr="t" fillcolor="gray" stroked="f"/>
+        </w:pict>
+      </w:r>
+    </w:p>
+    <w:p>
+      <w:r>
+        <w:rPr>
+          <w:b/>
+          <w:bCs/>
+        </w:rPr>
+        <w:lastRenderedPageBreak/>
+        <w:t>Date:</w:t>
+      </w:r>
+      <w:r>
+        <w:t xml:space="preserve"> </w:t>
+      </w:r>
+      <w:r>
+        <w:t>April</w:t>
+      </w:r>
+      <w:r>
+        <w:t xml:space="preserve"> </w:t>
+      </w:r>
+      <w:r>
+        <w:t>3</w:t>
+      </w:r>
+      <w:r>
+        <w:rPr>
+          <w:vertAlign w:val="superscript"/>
+        </w:rPr>
+        <w:t>rd</w:t>
+      </w:r>
+      <w:r>
+        <w:t>, 2026</w:t>
+      </w:r>
+    </w:p>
+    <w:p>
+      <w:r>
+        <w:rPr>
+          <w:b/>
+          <w:bCs/>
+        </w:rPr>
+        <w:t>Subject:</w:t>
+      </w:r>
+      <w:r>
+        <w:t xml:space="preserve"> </w:t>
+      </w:r>
+      <w:r>
+        <w:t>Grid Search Optimisation</w:t>
+      </w:r>
+    </w:p>
+    <w:p>
+      <w:r>
+        <w:pict w14:anchorId="3D0834EC">
+          <v:rect id="_x0000_i1027" style="width:0;height:1.5pt" o:hralign="center" o:hrstd="t" o:hrnoshade="t" o:hr="t" fillcolor="gray" stroked="f"/>
+        </w:pict>
+      </w:r>
+    </w:p>
+    <w:p>
+      <w:pPr>
+        <w:rPr>
+          <w:b/>
+          <w:bCs/>
+        </w:rPr>
+      </w:pPr>
+      <w:r>
+        <w:rPr>
+          <w:b/>
+          <w:bCs/>
+        </w:rPr>
+        <w:t>1. Mathematical Framework of Grid Search Optimization</w:t>
+      </w:r>
+    </w:p>
+    <w:p>
+      <w:r>
+        <w:t xml:space="preserve">Today's primary objective was to transition the Random Forest classifier from its default settings to a mathematically optimized architecture. To eliminate human bias and find the absolute peak diagnostic performance, I implemented an exhaustive </w:t>
+      </w:r>
+      <w:r>
+        <w:rPr>
+          <w:b/>
+          <w:bCs/>
+        </w:rPr>
+        <w:t>Grid Search</w:t>
+      </w:r>
+      <w:r>
+        <w:t xml:space="preserve"> across a defined hyperparameter space.</w:t>
+      </w:r>
+    </w:p>
+    <w:p>
+      <w:r>
+        <w:rPr>
+          <w:b/>
+          <w:bCs/>
+        </w:rPr>
+        <w:t>The Search Space (The "Grid"):</w:t>
+      </w:r>
+    </w:p>
+    <w:p>
+      <w:r>
+        <w:t>The algorithm was provided with specific candidate values across four dimensions:</w:t>
+      </w:r>
+    </w:p>
+    <w:p>
+      <w:pPr>
+        <w:numPr>
+          <w:ilvl w:val="0"/>
+          <w:numId w:val="6"/>
+        </w:numPr>
+      </w:pPr>
+      <w:r>
+        <w:rPr>
+          <w:b/>
+          <w:bCs/>
+        </w:rPr>
+        <w:t>n_estimators (Number of trees):</w:t>
+      </w:r>
+      <w:r>
+        <w:t xml:space="preserve"> [50, 100, 200] </w:t>
+      </w:r>
+      <w:r>
+        <w:t xml:space="preserve">= </w:t>
+      </w:r>
+      <w:r>
+        <w:t>3 options</w:t>
+      </w:r>
+    </w:p>
+    <w:p>
+      <w:pPr>
+        <w:numPr>
+          <w:ilvl w:val="0"/>
+          <w:numId w:val="6"/>
+        </w:numPr>
+      </w:pPr>
+      <w:r>
+        <w:rPr>
+          <w:b/>
+          <w:bCs/>
+        </w:rPr>
+        <w:t>max_depth (Maximum tree height):</w:t>
+      </w:r>
+      <w:r>
+        <w:t xml:space="preserve"> [None, 10, 20] </w:t>
+      </w:r>
+      <w:r>
+        <w:t>=</w:t>
+      </w:r>
+      <w:r>
+        <w:t xml:space="preserve"> options</w:t>
+      </w:r>
+    </w:p>
+    <w:p>
+      <w:pPr>
+        <w:numPr>
+          <w:ilvl w:val="0"/>
+          <w:numId w:val="6"/>
+        </w:numPr>
+      </w:pPr>
+      <w:r>
+        <w:rPr>
+          <w:b/>
+          <w:bCs/>
+        </w:rPr>
+        <w:t>min_samples_split (Minimum patients per branch):</w:t>
+      </w:r>
+      <w:r>
+        <w:t xml:space="preserve"> [2, 5, 10] </w:t>
+      </w:r>
+      <w:r>
+        <w:t>=</w:t>
+      </w:r>
+      <w:r>
+        <w:t xml:space="preserve"> 3 options</w:t>
+      </w:r>
+    </w:p>
+    <w:p>
+      <w:pPr>
+        <w:numPr>
+          <w:ilvl w:val="0"/>
+          <w:numId w:val="6"/>
+        </w:numPr>
+      </w:pPr>
+      <w:r>
+        <w:rPr>
+          <w:b/>
+          <w:bCs/>
+        </w:rPr>
+        <w:t>criterion (Mathematical splitting metric):</w:t>
+      </w:r>
+      <w:r>
+        <w:t xml:space="preserve"> ['gini', 'entropy'] </w:t>
+      </w:r>
+      <w:r>
+        <w:t>=</w:t>
+      </w:r>
+      <w:r>
+        <w:t xml:space="preserve"> 2 options</w:t>
+      </w:r>
+    </w:p>
+    <w:p>
+      <w:r>
+        <w:rPr>
+          <w:b/>
+          <w:bCs/>
+        </w:rPr>
+        <w:t>Calculating the Combinations:</w:t>
+      </w:r>
+    </w:p>
+    <w:p>
+      <w:r>
+        <w:t>The Grid Search systematically calculates every possible unique configuration from these lists.</w:t>
+      </w:r>
+    </w:p>
+    <w:p/>
+    <w:p>
+      <w:pPr>
+        <w:rPr>
+          <w:rFonts w:eastAsiaTheme="minorEastAsia"/>
+        </w:rPr>
+      </w:pPr>
+      <m:oMathPara>
+        <m:oMath>
+          <m:r>
+            <m:rPr>
+              <m:sty m:val="p"/>
+            </m:rPr>
+            <w:rPr>
+              <w:rFonts w:ascii="Cambria Math" w:hAnsi="Cambria Math"/>
+            </w:rPr>
+            <m:t>Total Configurations = 3 ×3 ×3 ×2 = 54 unique model architectures</m:t>
+          </m:r>
+        </m:oMath>
+      </m:oMathPara>
+    </w:p>
+    <w:p>
+      <w:pPr>
+        <w:rPr>
+          <w:rFonts w:eastAsiaTheme="minorEastAsia"/>
+        </w:rPr>
+      </w:pPr>
+    </w:p>
+    <w:p>
+      <w:r>
+        <w:rPr>
+          <w:b/>
+          <w:bCs/>
+        </w:rPr>
+        <w:t>The Cross-Validation Stress Test:</w:t>
+      </w:r>
+    </w:p>
+    <w:p>
+      <w:r>
+        <w:t xml:space="preserve">To ensure the optimal settings were statistically robust and not just a result of a lucky data split, each of the 54 configurations underwent </w:t>
+      </w:r>
+      <w:r>
+        <w:rPr>
+          <w:b/>
+          <w:bCs/>
+        </w:rPr>
+        <w:t>5-fold cross-validation</w:t>
+      </w:r>
+      <w:r>
+        <w:t>.</w:t>
+      </w:r>
+    </w:p>
+    <w:p/>
+    <w:p>
+      <w:pPr>
+        <w:rPr>
+          <w:rFonts w:eastAsiaTheme="minorEastAsia"/>
+        </w:rPr>
+      </w:pPr>
+      <m:oMathPara>
+        <m:oMath>
+          <m:r>
+            <m:rPr>
+              <m:sty m:val="p"/>
+            </m:rPr>
+            <w:rPr>
+              <w:rFonts w:ascii="Cambria Math" w:hAnsi="Cambria Math"/>
+            </w:rPr>
+            <m:t>Total Model Trainings = 54 configurations ×5 folds = 270 model fits</m:t>
+          </m:r>
+        </m:oMath>
+      </m:oMathPara>
+    </w:p>
+    <w:p>
+      <w:pPr>
+        <w:rPr>
+          <w:rFonts w:eastAsiaTheme="minorEastAsia"/>
+        </w:rPr>
+      </w:pPr>
+      <w:r>
+        <w:rPr>
+          <w:rFonts w:eastAsiaTheme="minorEastAsia"/>
+        </w:rPr>
+        <w:lastRenderedPageBreak/>
+        <w:drawing>
+          <wp:inline distT="0" distB="0" distL="0" distR="0" wp14:anchorId="6E877400" wp14:editId="1315185F">
+            <wp:extent cx="5731510" cy="3068955"/>
+            <wp:effectExtent l="0" t="0" r="2540" b="0"/>
+            <wp:docPr id="115323859" name="Picture 1"/>
+            <wp:cNvGraphicFramePr>
+              <a:graphicFrameLocks xmlns:a="http://schemas.openxmlformats.org/drawingml/2006/main" noChangeAspect="1"/>
+            </wp:cNvGraphicFramePr>
+            <a:graphic xmlns:a="http://schemas.openxmlformats.org/drawingml/2006/main">
+              <a:graphicData uri="http://schemas.openxmlformats.org/drawingml/2006/picture">
+                <pic:pic xmlns:pic="http://schemas.openxmlformats.org/drawingml/2006/picture">
+                  <pic:nvPicPr>
+                    <pic:cNvPr id="115323859" name=""/>
+                    <pic:cNvPicPr/>
+                  </pic:nvPicPr>
+                  <pic:blipFill>
+                    <a:blip r:embed="rId7"/>
+                    <a:stretch>
+                      <a:fillRect/>
+                    </a:stretch>
+                  </pic:blipFill>
+                  <pic:spPr>
+                    <a:xfrm>
+                      <a:off x="0" y="0"/>
+                      <a:ext cx="5731510" cy="3068955"/>
+                    </a:xfrm>
+                    <a:prstGeom prst="rect">
+                      <a:avLst/>
+                    </a:prstGeom>
+                  </pic:spPr>
+                </pic:pic>
+              </a:graphicData>
+            </a:graphic>
+          </wp:inline>
+        </w:drawing>
+      </w:r>
+    </w:p>
+    <w:p>
+      <w:r>
+        <w:rPr>
+          <w:b/>
+          <w:bCs/>
+        </w:rPr>
+        <w:t>Parallel Processing (CPU Utilization):</w:t>
+      </w:r>
+    </w:p>
+    <w:p>
+      <w:r>
+        <w:t xml:space="preserve">Training 270 distinct Random Forest models is computationally expensive. To optimize execution time, I utilized the n_jobs=-1 parameter within the GridSearchCV function. This instruction bypasses standard sequential processing and forces the compiler to utilize </w:t>
+      </w:r>
+      <w:r>
+        <w:rPr>
+          <w:b/>
+          <w:bCs/>
+        </w:rPr>
+        <w:t>100% of the available CPU cores</w:t>
+      </w:r>
+      <w:r>
+        <w:t>, running multiple model trainings simultaneously in parallel.</w:t>
+      </w:r>
+    </w:p>
+    <w:p>
+      <w:pPr>
+        <w:rPr>
+          <w:b/>
+          <w:bCs/>
+        </w:rPr>
+      </w:pPr>
+      <w:r>
+        <w:rPr>
+          <w:b/>
+          <w:bCs/>
+        </w:rPr>
+        <w:pict w14:anchorId="02309330">
+          <v:rect id="_x0000_i1034" style="width:0;height:1.5pt" o:hralign="center" o:hrstd="t" o:hr="t" fillcolor="#a0a0a0" stroked="f"/>
+        </w:pict>
+      </w:r>
+    </w:p>
+    <w:p>
+      <w:pPr>
+        <w:rPr>
+          <w:b/>
+          <w:bCs/>
+        </w:rPr>
+      </w:pPr>
+      <w:r>
+        <w:rPr>
+          <w:b/>
+          <w:bCs/>
+        </w:rPr>
+        <w:t>2. Final Optimized Production Code</w:t>
+      </w:r>
+    </w:p>
+    <w:p>
+      <w:r>
+        <w:t>The automated Grid Search identified the following optimal configuration: {'criterion': 'gini', 'max_depth': None, 'min_samples_split': 10, 'n_estimators': 100}.</w:t>
+      </w:r>
+    </w:p>
+    <w:p>
+      <w:r>
+        <w:t>The finding that min_samples_split=10 is optimal is highly significant for the LabAnalyzer system. It forces the model to be biologically conservative, preventing it from creating diagnostic rules based on isolated outliers.</w:t>
+      </w:r>
+    </w:p>
+    <w:p>
+      <w:pPr>
+        <w:rPr>
+          <w:b/>
+          <w:bCs/>
+        </w:rPr>
+      </w:pPr>
+      <w:r>
+        <w:rPr>
+          <w:b/>
+          <w:bCs/>
+        </w:rPr>
+        <w:t>3. Final Clinical Evaluation</w:t>
+      </w:r>
+    </w:p>
+    <w:p>
+      <w:r>
+        <w:t>The fully optimized production model yielded a perfect classification performance on the holdout test set.</w:t>
+      </w:r>
+    </w:p>
+    <w:p>
+      <w:r>
+        <w:rPr>
+          <w:b/>
+          <w:bCs/>
+        </w:rPr>
+        <w:t>Final Clinical Evaluation Report</w:t>
+      </w:r>
+    </w:p>
+    <w:p/>
+    <w:p>
+      <w:r>
+        <w:t>               precision    recall  f1-score   support</w:t>
+      </w:r>
+      <w:r>
+        <w:br/>
+      </w:r>
+      <w:r>
+        <w:br/>
+        <w:t xml:space="preserve">           0       1.00      1.00      1.00        52</w:t>
+      </w:r>
+      <w:r>
+        <w:br/>
+        <w:t xml:space="preserve">           1       1.00      1.00      1.00        28</w:t>
+      </w:r>
+      <w:r>
+        <w:br/>
+      </w:r>
+      <w:r>
+        <w:br/>
+        <w:t>    accuracy                           1.00        80</w:t>
+      </w:r>
+      <w:r>
+        <w:br/>
+        <w:t xml:space="preserve">   macro avg       1.00      1.00      1.00        80</w:t>
+      </w:r>
+      <w:r>
+        <w:br/>
+        <w:t>weighted avg       1.00      1.00      1.00        80</w:t>
+      </w:r>
+      <w:r>
+        <w:br/>
+      </w:r>
+      <w:r>
+        <w:lastRenderedPageBreak/>
+        <w:br/>
+      </w:r>
+    </w:p>
+    <w:p>
+      <w:r>
+        <w:rPr>
+          <w:b/>
+          <w:bCs/>
+        </w:rPr>
+        <w:t>Confusion Matrix (0=Healthy, 1=CKD)</w:t>
+      </w:r>
+    </w:p>
+    <w:p>
+      <w:r>
+        <w:t>[[52  0]</w:t>
+      </w:r>
+      <w:r>
+        <w:br/>
+        <w:t xml:space="preserve"> [ 0 28]]</w:t>
+      </w:r>
+      <w:r>
+        <w:br/>
+      </w:r>
+      <w:r>
+        <w:br/>
+      </w:r>
+    </w:p>
+    <w:p>
+      <w:r>
+        <w:rPr>
+          <w:b/>
+          <w:bCs/>
+        </w:rPr>
+        <w:t>Interpretation:</w:t>
+      </w:r>
+    </w:p>
+    <w:p>
+      <w:r>
+        <w:t xml:space="preserve">The model successfully diagnosed all 28 patients with </w:t>
+      </w:r>
+      <w:r>
+        <w:t>chronic kidney disease</w:t>
+      </w:r>
+      <w:r>
+        <w:t xml:space="preserve"> (Recall = 1.00) while identifying all 52 healthy individuals without a single false alarm (Precision = 1.00). The matrix confirms zero False Positives and zero False Negatives.</w:t>
+      </w:r>
+    </w:p>
+    <w:p>
+      <w:pPr>
+        <w:rPr>
+          <w:b/>
+          <w:bCs/>
+        </w:rPr>
+      </w:pPr>
+      <w:r>
+        <w:rPr>
+          <w:b/>
+          <w:bCs/>
+        </w:rPr>
+        <w:pict w14:anchorId="10DD23FB">
+          <v:rect id="_x0000_i1042" style="width:0;height:1.5pt" o:hralign="center" o:hrstd="t" o:hr="t" fillcolor="#a0a0a0" stroked="f"/>
+        </w:pict>
+      </w:r>
+    </w:p>
+    <w:p>
+      <w:pPr>
+        <w:rPr>
+          <w:b/>
+          <w:bCs/>
+        </w:rPr>
+      </w:pPr>
+      <w:r>
+        <w:rPr>
+          <w:b/>
+          <w:bCs/>
+        </w:rPr>
+        <w:t>4. Biological Marker Significance</w:t>
+      </w:r>
+    </w:p>
+    <w:p>
+      <w:r>
+        <w:drawing>
+          <wp:inline distT="0" distB="0" distL="0" distR="0" wp14:anchorId="6619320F" wp14:editId="545F1235">
+            <wp:extent cx="5731510" cy="4578350"/>
+            <wp:effectExtent l="0" t="0" r="2540" b="0"/>
+            <wp:docPr id="559860184" name="Picture 1"/>
+            <wp:cNvGraphicFramePr>
+              <a:graphicFrameLocks xmlns:a="http://schemas.openxmlformats.org/drawingml/2006/main" noChangeAspect="1"/>
+            </wp:cNvGraphicFramePr>
+            <a:graphic xmlns:a="http://schemas.openxmlformats.org/drawingml/2006/main">
+              <a:graphicData uri="http://schemas.openxmlformats.org/drawingml/2006/picture">
+                <pic:pic xmlns:pic="http://schemas.openxmlformats.org/drawingml/2006/picture">
+                  <pic:nvPicPr>
+                    <pic:cNvPr id="559860184" name=""/>
+                    <pic:cNvPicPr/>
+                  </pic:nvPicPr>
+                  <pic:blipFill>
+                    <a:blip r:embed="rId8"/>
+                    <a:stretch>
+                      <a:fillRect/>
+                    </a:stretch>
+                  </pic:blipFill>
+                  <pic:spPr>
+                    <a:xfrm>
+                      <a:off x="0" y="0"/>
+                      <a:ext cx="5731510" cy="4578350"/>
+                    </a:xfrm>
+                    <a:prstGeom prst="rect">
+                      <a:avLst/>
+                    </a:prstGeom>
+                  </pic:spPr>
+                </pic:pic>
+              </a:graphicData>
+            </a:graphic>
+          </wp:inline>
+        </w:drawing>
+      </w:r>
+      <w:r>
+        <w:rPr>
+          <w:i/>
+          <w:iCs/>
+        </w:rPr>
+        <w:t>Figure 1: Feature Importance mapping. This graph details the specific Information Gain associated with each retained biochemical marker, visualizing the underlying "logic" the AI utilized to achieve the 100% accuracy rate.</w:t>
+      </w:r>
+    </w:p>
+    <w:p/>
     <w:sectPr>
       <w:pgSz w:w="11906" w:h="16838"/>
       <w:pgMar w:top="1440" w:right="1440" w:bottom="1440" w:left="1440" w:header="708" w:footer="708" w:gutter="0"/>
@@ -3543,122 +4009,9 @@
     </w:lvl>
   </w:abstractNum>
   <w:abstractNum w:abstractNumId="1" w15:restartNumberingAfterBreak="0">
-    <w:nsid w:val="1A667EF5"/>
+    <w:nsid w:val="11661960"/>
     <w:multiLevelType w:val="multilevel"/>
-    <w:tmpl w:val="AFAE5B96"/>
-    <w:lvl w:ilvl="0">
-      <w:start w:val="1"/>
-      <w:numFmt w:val="decimal"/>
-      <w:lvlText w:val="%1."/>
-      <w:lvlJc w:val="left"/>
-      <w:pPr>
-        <w:tabs>
-          <w:tab w:val="num" w:pos="720"/>
-        </w:tabs>
-        <w:ind w:left="720" w:hanging="360"/>
-      </w:pPr>
-    </w:lvl>
-    <w:lvl w:ilvl="1" w:tentative="1">
-      <w:start w:val="1"/>
-      <w:numFmt w:val="decimal"/>
-      <w:lvlText w:val="%2."/>
-      <w:lvlJc w:val="left"/>
-      <w:pPr>
-        <w:tabs>
-          <w:tab w:val="num" w:pos="1440"/>
-        </w:tabs>
-        <w:ind w:left="1440" w:hanging="360"/>
-      </w:pPr>
-    </w:lvl>
-    <w:lvl w:ilvl="2" w:tentative="1">
-      <w:start w:val="1"/>
-      <w:numFmt w:val="decimal"/>
-      <w:lvlText w:val="%3."/>
-      <w:lvlJc w:val="left"/>
-      <w:pPr>
-        <w:tabs>
-          <w:tab w:val="num" w:pos="2160"/>
-        </w:tabs>
-        <w:ind w:left="2160" w:hanging="360"/>
-      </w:pPr>
-    </w:lvl>
-    <w:lvl w:ilvl="3" w:tentative="1">
-      <w:start w:val="1"/>
-      <w:numFmt w:val="decimal"/>
-      <w:lvlText w:val="%4."/>
-      <w:lvlJc w:val="left"/>
-      <w:pPr>
-        <w:tabs>
-          <w:tab w:val="num" w:pos="2880"/>
-        </w:tabs>
-        <w:ind w:left="2880" w:hanging="360"/>
-      </w:pPr>
-    </w:lvl>
-    <w:lvl w:ilvl="4" w:tentative="1">
-      <w:start w:val="1"/>
-      <w:numFmt w:val="decimal"/>
-      <w:lvlText w:val="%5."/>
-      <w:lvlJc w:val="left"/>
-      <w:pPr>
-        <w:tabs>
-          <w:tab w:val="num" w:pos="3600"/>
-        </w:tabs>
-        <w:ind w:left="3600" w:hanging="360"/>
-      </w:pPr>
-    </w:lvl>
-    <w:lvl w:ilvl="5" w:tentative="1">
-      <w:start w:val="1"/>
-      <w:numFmt w:val="decimal"/>
-      <w:lvlText w:val="%6."/>
-      <w:lvlJc w:val="left"/>
-      <w:pPr>
-        <w:tabs>
-          <w:tab w:val="num" w:pos="4320"/>
-        </w:tabs>
-        <w:ind w:left="4320" w:hanging="360"/>
-      </w:pPr>
-    </w:lvl>
-    <w:lvl w:ilvl="6" w:tentative="1">
-      <w:start w:val="1"/>
-      <w:numFmt w:val="decimal"/>
-      <w:lvlText w:val="%7."/>
-      <w:lvlJc w:val="left"/>
-      <w:pPr>
-        <w:tabs>
-          <w:tab w:val="num" w:pos="5040"/>
-        </w:tabs>
-        <w:ind w:left="5040" w:hanging="360"/>
-      </w:pPr>
-    </w:lvl>
-    <w:lvl w:ilvl="7" w:tentative="1">
-      <w:start w:val="1"/>
-      <w:numFmt w:val="decimal"/>
-      <w:lvlText w:val="%8."/>
-      <w:lvlJc w:val="left"/>
-      <w:pPr>
-        <w:tabs>
-          <w:tab w:val="num" w:pos="5760"/>
-        </w:tabs>
-        <w:ind w:left="5760" w:hanging="360"/>
-      </w:pPr>
-    </w:lvl>
-    <w:lvl w:ilvl="8" w:tentative="1">
-      <w:start w:val="1"/>
-      <w:numFmt w:val="decimal"/>
-      <w:lvlText w:val="%9."/>
-      <w:lvlJc w:val="left"/>
-      <w:pPr>
-        <w:tabs>
-          <w:tab w:val="num" w:pos="6480"/>
-        </w:tabs>
-        <w:ind w:left="6480" w:hanging="360"/>
-      </w:pPr>
-    </w:lvl>
-  </w:abstractNum>
-  <w:abstractNum w:abstractNumId="2" w15:restartNumberingAfterBreak="0">
-    <w:nsid w:val="24340534"/>
-    <w:multiLevelType w:val="multilevel"/>
-    <w:tmpl w:val="BC00C9E8"/>
+    <w:tmpl w:val="505AF0CC"/>
     <w:lvl w:ilvl="0">
       <w:start w:val="1"/>
       <w:numFmt w:val="bullet"/>
@@ -3804,7 +4157,269 @@
       </w:rPr>
     </w:lvl>
   </w:abstractNum>
+  <w:abstractNum w:abstractNumId="2" w15:restartNumberingAfterBreak="0">
+    <w:nsid w:val="1A667EF5"/>
+    <w:multiLevelType w:val="multilevel"/>
+    <w:tmpl w:val="AFAE5B96"/>
+    <w:lvl w:ilvl="0">
+      <w:start w:val="1"/>
+      <w:numFmt w:val="decimal"/>
+      <w:lvlText w:val="%1."/>
+      <w:lvlJc w:val="left"/>
+      <w:pPr>
+        <w:tabs>
+          <w:tab w:val="num" w:pos="720"/>
+        </w:tabs>
+        <w:ind w:left="720" w:hanging="360"/>
+      </w:pPr>
+    </w:lvl>
+    <w:lvl w:ilvl="1" w:tentative="1">
+      <w:start w:val="1"/>
+      <w:numFmt w:val="decimal"/>
+      <w:lvlText w:val="%2."/>
+      <w:lvlJc w:val="left"/>
+      <w:pPr>
+        <w:tabs>
+          <w:tab w:val="num" w:pos="1440"/>
+        </w:tabs>
+        <w:ind w:left="1440" w:hanging="360"/>
+      </w:pPr>
+    </w:lvl>
+    <w:lvl w:ilvl="2" w:tentative="1">
+      <w:start w:val="1"/>
+      <w:numFmt w:val="decimal"/>
+      <w:lvlText w:val="%3."/>
+      <w:lvlJc w:val="left"/>
+      <w:pPr>
+        <w:tabs>
+          <w:tab w:val="num" w:pos="2160"/>
+        </w:tabs>
+        <w:ind w:left="2160" w:hanging="360"/>
+      </w:pPr>
+    </w:lvl>
+    <w:lvl w:ilvl="3" w:tentative="1">
+      <w:start w:val="1"/>
+      <w:numFmt w:val="decimal"/>
+      <w:lvlText w:val="%4."/>
+      <w:lvlJc w:val="left"/>
+      <w:pPr>
+        <w:tabs>
+          <w:tab w:val="num" w:pos="2880"/>
+        </w:tabs>
+        <w:ind w:left="2880" w:hanging="360"/>
+      </w:pPr>
+    </w:lvl>
+    <w:lvl w:ilvl="4" w:tentative="1">
+      <w:start w:val="1"/>
+      <w:numFmt w:val="decimal"/>
+      <w:lvlText w:val="%5."/>
+      <w:lvlJc w:val="left"/>
+      <w:pPr>
+        <w:tabs>
+          <w:tab w:val="num" w:pos="3600"/>
+        </w:tabs>
+        <w:ind w:left="3600" w:hanging="360"/>
+      </w:pPr>
+    </w:lvl>
+    <w:lvl w:ilvl="5" w:tentative="1">
+      <w:start w:val="1"/>
+      <w:numFmt w:val="decimal"/>
+      <w:lvlText w:val="%6."/>
+      <w:lvlJc w:val="left"/>
+      <w:pPr>
+        <w:tabs>
+          <w:tab w:val="num" w:pos="4320"/>
+        </w:tabs>
+        <w:ind w:left="4320" w:hanging="360"/>
+      </w:pPr>
+    </w:lvl>
+    <w:lvl w:ilvl="6" w:tentative="1">
+      <w:start w:val="1"/>
+      <w:numFmt w:val="decimal"/>
+      <w:lvlText w:val="%7."/>
+      <w:lvlJc w:val="left"/>
+      <w:pPr>
+        <w:tabs>
+          <w:tab w:val="num" w:pos="5040"/>
+        </w:tabs>
+        <w:ind w:left="5040" w:hanging="360"/>
+      </w:pPr>
+    </w:lvl>
+    <w:lvl w:ilvl="7" w:tentative="1">
+      <w:start w:val="1"/>
+      <w:numFmt w:val="decimal"/>
+      <w:lvlText w:val="%8."/>
+      <w:lvlJc w:val="left"/>
+      <w:pPr>
+        <w:tabs>
+          <w:tab w:val="num" w:pos="5760"/>
+        </w:tabs>
+        <w:ind w:left="5760" w:hanging="360"/>
+      </w:pPr>
+    </w:lvl>
+    <w:lvl w:ilvl="8" w:tentative="1">
+      <w:start w:val="1"/>
+      <w:numFmt w:val="decimal"/>
+      <w:lvlText w:val="%9."/>
+      <w:lvlJc w:val="left"/>
+      <w:pPr>
+        <w:tabs>
+          <w:tab w:val="num" w:pos="6480"/>
+        </w:tabs>
+        <w:ind w:left="6480" w:hanging="360"/>
+      </w:pPr>
+    </w:lvl>
+  </w:abstractNum>
   <w:abstractNum w:abstractNumId="3" w15:restartNumberingAfterBreak="0">
+    <w:nsid w:val="24340534"/>
+    <w:multiLevelType w:val="multilevel"/>
+    <w:tmpl w:val="BC00C9E8"/>
+    <w:lvl w:ilvl="0">
+      <w:start w:val="1"/>
+      <w:numFmt w:val="bullet"/>
+      <w:lvlText w:val=""/>
+      <w:lvlJc w:val="left"/>
+      <w:pPr>
+        <w:tabs>
+          <w:tab w:val="num" w:pos="720"/>
+        </w:tabs>
+        <w:ind w:left="720" w:hanging="360"/>
+      </w:pPr>
+      <w:rPr>
+        <w:rFonts w:ascii="Symbol" w:hAnsi="Symbol" w:hint="default"/>
+        <w:sz w:val="20"/>
+      </w:rPr>
+    </w:lvl>
+    <w:lvl w:ilvl="1" w:tentative="1">
+      <w:start w:val="1"/>
+      <w:numFmt w:val="bullet"/>
+      <w:lvlText w:val="o"/>
+      <w:lvlJc w:val="left"/>
+      <w:pPr>
+        <w:tabs>
+          <w:tab w:val="num" w:pos="1440"/>
+        </w:tabs>
+        <w:ind w:left="1440" w:hanging="360"/>
+      </w:pPr>
+      <w:rPr>
+        <w:rFonts w:ascii="Courier New" w:hAnsi="Courier New" w:hint="default"/>
+        <w:sz w:val="20"/>
+      </w:rPr>
+    </w:lvl>
+    <w:lvl w:ilvl="2" w:tentative="1">
+      <w:start w:val="1"/>
+      <w:numFmt w:val="bullet"/>
+      <w:lvlText w:val=""/>
+      <w:lvlJc w:val="left"/>
+      <w:pPr>
+        <w:tabs>
+          <w:tab w:val="num" w:pos="2160"/>
+        </w:tabs>
+        <w:ind w:left="2160" w:hanging="360"/>
+      </w:pPr>
+      <w:rPr>
+        <w:rFonts w:ascii="Wingdings" w:hAnsi="Wingdings" w:hint="default"/>
+        <w:sz w:val="20"/>
+      </w:rPr>
+    </w:lvl>
+    <w:lvl w:ilvl="3" w:tentative="1">
+      <w:start w:val="1"/>
+      <w:numFmt w:val="bullet"/>
+      <w:lvlText w:val=""/>
+      <w:lvlJc w:val="left"/>
+      <w:pPr>
+        <w:tabs>
+          <w:tab w:val="num" w:pos="2880"/>
+        </w:tabs>
+        <w:ind w:left="2880" w:hanging="360"/>
+      </w:pPr>
+      <w:rPr>
+        <w:rFonts w:ascii="Wingdings" w:hAnsi="Wingdings" w:hint="default"/>
+        <w:sz w:val="20"/>
+      </w:rPr>
+    </w:lvl>
+    <w:lvl w:ilvl="4" w:tentative="1">
+      <w:start w:val="1"/>
+      <w:numFmt w:val="bullet"/>
+      <w:lvlText w:val=""/>
+      <w:lvlJc w:val="left"/>
+      <w:pPr>
+        <w:tabs>
+          <w:tab w:val="num" w:pos="3600"/>
+        </w:tabs>
+        <w:ind w:left="3600" w:hanging="360"/>
+      </w:pPr>
+      <w:rPr>
+        <w:rFonts w:ascii="Wingdings" w:hAnsi="Wingdings" w:hint="default"/>
+        <w:sz w:val="20"/>
+      </w:rPr>
+    </w:lvl>
+    <w:lvl w:ilvl="5" w:tentative="1">
+      <w:start w:val="1"/>
+      <w:numFmt w:val="bullet"/>
+      <w:lvlText w:val=""/>
+      <w:lvlJc w:val="left"/>
+      <w:pPr>
+        <w:tabs>
+          <w:tab w:val="num" w:pos="4320"/>
+        </w:tabs>
+        <w:ind w:left="4320" w:hanging="360"/>
+      </w:pPr>
+      <w:rPr>
+        <w:rFonts w:ascii="Wingdings" w:hAnsi="Wingdings" w:hint="default"/>
+        <w:sz w:val="20"/>
+      </w:rPr>
+    </w:lvl>
+    <w:lvl w:ilvl="6" w:tentative="1">
+      <w:start w:val="1"/>
+      <w:numFmt w:val="bullet"/>
+      <w:lvlText w:val=""/>
+      <w:lvlJc w:val="left"/>
+      <w:pPr>
+        <w:tabs>
+          <w:tab w:val="num" w:pos="5040"/>
+        </w:tabs>
+        <w:ind w:left="5040" w:hanging="360"/>
+      </w:pPr>
+      <w:rPr>
+        <w:rFonts w:ascii="Wingdings" w:hAnsi="Wingdings" w:hint="default"/>
+        <w:sz w:val="20"/>
+      </w:rPr>
+    </w:lvl>
+    <w:lvl w:ilvl="7" w:tentative="1">
+      <w:start w:val="1"/>
+      <w:numFmt w:val="bullet"/>
+      <w:lvlText w:val=""/>
+      <w:lvlJc w:val="left"/>
+      <w:pPr>
+        <w:tabs>
+          <w:tab w:val="num" w:pos="5760"/>
+        </w:tabs>
+        <w:ind w:left="5760" w:hanging="360"/>
+      </w:pPr>
+      <w:rPr>
+        <w:rFonts w:ascii="Wingdings" w:hAnsi="Wingdings" w:hint="default"/>
+        <w:sz w:val="20"/>
+      </w:rPr>
+    </w:lvl>
+    <w:lvl w:ilvl="8" w:tentative="1">
+      <w:start w:val="1"/>
+      <w:numFmt w:val="bullet"/>
+      <w:lvlText w:val=""/>
+      <w:lvlJc w:val="left"/>
+      <w:pPr>
+        <w:tabs>
+          <w:tab w:val="num" w:pos="6480"/>
+        </w:tabs>
+        <w:ind w:left="6480" w:hanging="360"/>
+      </w:pPr>
+      <w:rPr>
+        <w:rFonts w:ascii="Wingdings" w:hAnsi="Wingdings" w:hint="default"/>
+        <w:sz w:val="20"/>
+      </w:rPr>
+    </w:lvl>
+  </w:abstractNum>
+  <w:abstractNum w:abstractNumId="4" w15:restartNumberingAfterBreak="0">
     <w:nsid w:val="6FF71900"/>
     <w:multiLevelType w:val="multilevel"/>
     <w:tmpl w:val="73807CCC"/>
@@ -3953,7 +4568,7 @@
       </w:rPr>
     </w:lvl>
   </w:abstractNum>
-  <w:abstractNum w:abstractNumId="4" w15:restartNumberingAfterBreak="0">
+  <w:abstractNum w:abstractNumId="5" w15:restartNumberingAfterBreak="0">
     <w:nsid w:val="79D82CDE"/>
     <w:multiLevelType w:val="multilevel"/>
     <w:tmpl w:val="F5E02FC4"/>
@@ -4106,16 +4721,19 @@
     <w:abstractNumId w:val="0"/>
   </w:num>
   <w:num w:numId="2" w16cid:durableId="366225274">
+    <w:abstractNumId w:val="4"/>
+  </w:num>
+  <w:num w:numId="3" w16cid:durableId="651450474">
     <w:abstractNumId w:val="3"/>
   </w:num>
-  <w:num w:numId="3" w16cid:durableId="651450474">
+  <w:num w:numId="4" w16cid:durableId="1911233816">
     <w:abstractNumId w:val="2"/>
   </w:num>
-  <w:num w:numId="4" w16cid:durableId="1911233816">
+  <w:num w:numId="5" w16cid:durableId="1897475131">
+    <w:abstractNumId w:val="5"/>
+  </w:num>
+  <w:num w:numId="6" w16cid:durableId="683435313">
     <w:abstractNumId w:val="1"/>
-  </w:num>
-  <w:num w:numId="5" w16cid:durableId="1897475131">
-    <w:abstractNumId w:val="4"/>
   </w:num>
 </w:numbering>
 </file>
@@ -4520,6 +5138,7 @@
   <w:style w:type="paragraph" w:default="1" w:styleId="Normal">
     <w:name w:val="Normal"/>
     <w:qFormat/>
+    <w:rsid w:val="0016724F"/>
   </w:style>
   <w:style w:type="paragraph" w:styleId="Heading1">
     <w:name w:val="heading 1"/>
@@ -5059,6 +5678,16 @@
       <w:shd w:val="clear" w:color="auto" w:fill="E1DFDD"/>
     </w:rPr>
   </w:style>
+  <w:style w:type="character" w:styleId="PlaceholderText">
+    <w:name w:val="Placeholder Text"/>
+    <w:basedOn w:val="DefaultParagraphFont"/>
+    <w:uiPriority w:val="99"/>
+    <w:semiHidden/>
+    <w:rsid w:val="0016724F"/>
+    <w:rPr>
+      <w:color w:val="666666"/>
+    </w:rPr>
+  </w:style>
 </w:styles>
 </file>
 

--- a/daily_report.docx
+++ b/daily_report.docx
@@ -308,7 +308,15 @@
           </w:tcPr>
           <w:p>
             <w:r>
-              <w:t>Has no biological value. We will delete this later so the model doesn't learn useless patterns.</w:t>
+              <w:t xml:space="preserve">Has no biological value. We will delete this later so the model </w:t>
+            </w:r>
+            <w:proofErr w:type="gramStart"/>
+            <w:r>
+              <w:t>doesn't</w:t>
+            </w:r>
+            <w:proofErr w:type="gramEnd"/>
+            <w:r>
+              <w:t xml:space="preserve"> learn useless patterns.</w:t>
             </w:r>
           </w:p>
         </w:tc>
@@ -510,7 +518,15 @@
           </w:tcPr>
           <w:p>
             <w:r>
-              <w:t>High BP pushes too hard against the kidney filters, tearing them. It's a primary cause of CKD.</w:t>
+              <w:t xml:space="preserve">High BP pushes too hard against the kidney filters, tearing them. </w:t>
+            </w:r>
+            <w:proofErr w:type="gramStart"/>
+            <w:r>
+              <w:t>It's</w:t>
+            </w:r>
+            <w:proofErr w:type="gramEnd"/>
+            <w:r>
+              <w:t xml:space="preserve"> a primary cause of CKD.</w:t>
             </w:r>
           </w:p>
         </w:tc>
@@ -764,9 +780,11 @@
             <w:hideMark/>
           </w:tcPr>
           <w:p>
+            <w:proofErr w:type="spellStart"/>
             <w:r>
               <w:t>su</w:t>
             </w:r>
+            <w:proofErr w:type="spellEnd"/>
           </w:p>
         </w:tc>
         <w:tc>
@@ -865,9 +883,11 @@
             <w:hideMark/>
           </w:tcPr>
           <w:p>
+            <w:proofErr w:type="spellStart"/>
             <w:r>
               <w:t>rbc</w:t>
             </w:r>
+            <w:proofErr w:type="spellEnd"/>
           </w:p>
         </w:tc>
         <w:tc>
@@ -1067,10 +1087,12 @@
             <w:hideMark/>
           </w:tcPr>
           <w:p>
+            <w:proofErr w:type="spellStart"/>
             <w:r>
               <w:lastRenderedPageBreak/>
               <w:t>pcc</w:t>
             </w:r>
+            <w:proofErr w:type="spellEnd"/>
           </w:p>
         </w:tc>
         <w:tc>
@@ -1117,7 +1139,15 @@
           </w:tcPr>
           <w:p>
             <w:r>
-              <w:t>Phase 1 Target! Clumps or "casts" are physical molds of damaged kidney tubes.</w:t>
+              <w:t xml:space="preserve">Phase 1 Target! Clumps or "casts" are physical </w:t>
+            </w:r>
+            <w:proofErr w:type="spellStart"/>
+            <w:r>
+              <w:t>molds</w:t>
+            </w:r>
+            <w:proofErr w:type="spellEnd"/>
+            <w:r>
+              <w:t xml:space="preserve"> of damaged kidney tubes.</w:t>
             </w:r>
           </w:p>
         </w:tc>
@@ -1169,9 +1199,11 @@
             <w:hideMark/>
           </w:tcPr>
           <w:p>
+            <w:proofErr w:type="spellStart"/>
             <w:r>
               <w:t>ba</w:t>
             </w:r>
+            <w:proofErr w:type="spellEnd"/>
           </w:p>
         </w:tc>
         <w:tc>
@@ -1270,9 +1302,11 @@
             <w:hideMark/>
           </w:tcPr>
           <w:p>
+            <w:proofErr w:type="spellStart"/>
             <w:r>
               <w:t>bgr</w:t>
             </w:r>
+            <w:proofErr w:type="spellEnd"/>
           </w:p>
         </w:tc>
         <w:tc>
@@ -1371,9 +1405,11 @@
             <w:hideMark/>
           </w:tcPr>
           <w:p>
+            <w:proofErr w:type="spellStart"/>
             <w:r>
               <w:t>bu</w:t>
             </w:r>
+            <w:proofErr w:type="spellEnd"/>
           </w:p>
         </w:tc>
         <w:tc>
@@ -1420,7 +1456,15 @@
           </w:tcPr>
           <w:p>
             <w:r>
-              <w:t>Toxic nitrogen waste building up in the bloodstream because it isn't being filtered.</w:t>
+              <w:t xml:space="preserve">Toxic nitrogen waste building up in the bloodstream because it </w:t>
+            </w:r>
+            <w:proofErr w:type="gramStart"/>
+            <w:r>
+              <w:t>isn't</w:t>
+            </w:r>
+            <w:proofErr w:type="gramEnd"/>
+            <w:r>
+              <w:t xml:space="preserve"> being filtered.</w:t>
             </w:r>
           </w:p>
         </w:tc>
@@ -1472,9 +1516,11 @@
             <w:hideMark/>
           </w:tcPr>
           <w:p>
+            <w:proofErr w:type="spellStart"/>
             <w:r>
               <w:t>sc</w:t>
             </w:r>
+            <w:proofErr w:type="spellEnd"/>
           </w:p>
         </w:tc>
         <w:tc>
@@ -1622,7 +1668,15 @@
           </w:tcPr>
           <w:p>
             <w:r>
-              <w:t>Electrolyte. Failing kidneys can't remove salt, causing severe swelling and higher blood pressure.</w:t>
+              <w:t xml:space="preserve">Electrolyte. Failing kidneys </w:t>
+            </w:r>
+            <w:proofErr w:type="gramStart"/>
+            <w:r>
+              <w:t>can't</w:t>
+            </w:r>
+            <w:proofErr w:type="gramEnd"/>
+            <w:r>
+              <w:t xml:space="preserve"> remove salt, causing severe swelling and higher blood pressure.</w:t>
             </w:r>
           </w:p>
         </w:tc>
@@ -1775,56 +1829,68 @@
             <w:hideMark/>
           </w:tcPr>
           <w:p>
+            <w:proofErr w:type="spellStart"/>
             <w:r>
               <w:t>hemo</w:t>
             </w:r>
-          </w:p>
-        </w:tc>
-        <w:tc>
-          <w:tcPr>
-            <w:tcW w:w="0" w:type="auto"/>
-            <w:tcBorders>
-              <w:top w:val="single" w:sz="6" w:space="0" w:color="CCCCCC"/>
-              <w:left w:val="single" w:sz="6" w:space="0" w:color="CCCCCC"/>
-              <w:bottom w:val="single" w:sz="6" w:space="0" w:color="CCCCCC"/>
-              <w:right w:val="single" w:sz="6" w:space="0" w:color="CCCCCC"/>
-            </w:tcBorders>
-            <w:tcMar>
-              <w:top w:w="30" w:type="dxa"/>
-              <w:left w:w="45" w:type="dxa"/>
-              <w:bottom w:w="30" w:type="dxa"/>
-              <w:right w:w="45" w:type="dxa"/>
-            </w:tcMar>
-            <w:vAlign w:val="bottom"/>
-            <w:hideMark/>
-          </w:tcPr>
-          <w:p>
+            <w:proofErr w:type="spellEnd"/>
+          </w:p>
+        </w:tc>
+        <w:tc>
+          <w:tcPr>
+            <w:tcW w:w="0" w:type="auto"/>
+            <w:tcBorders>
+              <w:top w:val="single" w:sz="6" w:space="0" w:color="CCCCCC"/>
+              <w:left w:val="single" w:sz="6" w:space="0" w:color="CCCCCC"/>
+              <w:bottom w:val="single" w:sz="6" w:space="0" w:color="CCCCCC"/>
+              <w:right w:val="single" w:sz="6" w:space="0" w:color="CCCCCC"/>
+            </w:tcBorders>
+            <w:tcMar>
+              <w:top w:w="30" w:type="dxa"/>
+              <w:left w:w="45" w:type="dxa"/>
+              <w:bottom w:w="30" w:type="dxa"/>
+              <w:right w:w="45" w:type="dxa"/>
+            </w:tcMar>
+            <w:vAlign w:val="bottom"/>
+            <w:hideMark/>
+          </w:tcPr>
+          <w:p>
+            <w:proofErr w:type="spellStart"/>
             <w:r>
               <w:t>Hemoglobin</w:t>
             </w:r>
-          </w:p>
-        </w:tc>
-        <w:tc>
-          <w:tcPr>
-            <w:tcW w:w="0" w:type="auto"/>
-            <w:tcBorders>
-              <w:top w:val="single" w:sz="6" w:space="0" w:color="CCCCCC"/>
-              <w:left w:val="single" w:sz="6" w:space="0" w:color="CCCCCC"/>
-              <w:bottom w:val="single" w:sz="6" w:space="0" w:color="CCCCCC"/>
-              <w:right w:val="single" w:sz="6" w:space="0" w:color="CCCCCC"/>
-            </w:tcBorders>
-            <w:tcMar>
-              <w:top w:w="30" w:type="dxa"/>
-              <w:left w:w="45" w:type="dxa"/>
-              <w:bottom w:w="30" w:type="dxa"/>
-              <w:right w:w="45" w:type="dxa"/>
-            </w:tcMar>
-            <w:vAlign w:val="bottom"/>
-            <w:hideMark/>
-          </w:tcPr>
-          <w:p>
-            <w:r>
-              <w:t>Kidneys make a hormone (EPO) that creates red blood cells. Broken kidneys = low hemoglobin.</w:t>
+            <w:proofErr w:type="spellEnd"/>
+          </w:p>
+        </w:tc>
+        <w:tc>
+          <w:tcPr>
+            <w:tcW w:w="0" w:type="auto"/>
+            <w:tcBorders>
+              <w:top w:val="single" w:sz="6" w:space="0" w:color="CCCCCC"/>
+              <w:left w:val="single" w:sz="6" w:space="0" w:color="CCCCCC"/>
+              <w:bottom w:val="single" w:sz="6" w:space="0" w:color="CCCCCC"/>
+              <w:right w:val="single" w:sz="6" w:space="0" w:color="CCCCCC"/>
+            </w:tcBorders>
+            <w:tcMar>
+              <w:top w:w="30" w:type="dxa"/>
+              <w:left w:w="45" w:type="dxa"/>
+              <w:bottom w:w="30" w:type="dxa"/>
+              <w:right w:w="45" w:type="dxa"/>
+            </w:tcMar>
+            <w:vAlign w:val="bottom"/>
+            <w:hideMark/>
+          </w:tcPr>
+          <w:p>
+            <w:r>
+              <w:t xml:space="preserve">Kidneys make a hormone (EPO) that creates red blood cells. Broken kidneys = low </w:t>
+            </w:r>
+            <w:proofErr w:type="spellStart"/>
+            <w:r>
+              <w:t>hemoglobin</w:t>
+            </w:r>
+            <w:proofErr w:type="spellEnd"/>
+            <w:r>
+              <w:t>.</w:t>
             </w:r>
           </w:p>
         </w:tc>
@@ -1876,9 +1942,11 @@
             <w:hideMark/>
           </w:tcPr>
           <w:p>
+            <w:proofErr w:type="spellStart"/>
             <w:r>
               <w:t>pcv</w:t>
             </w:r>
+            <w:proofErr w:type="spellEnd"/>
           </w:p>
         </w:tc>
         <w:tc>
@@ -1925,7 +1993,23 @@
           </w:tcPr>
           <w:p>
             <w:r>
-              <w:t>The percentage of blood that is cells vs. liquid. Used alongside hemoglobin to detect anemia.</w:t>
+              <w:t xml:space="preserve">The percentage of blood that is cells vs. liquid. Used alongside </w:t>
+            </w:r>
+            <w:proofErr w:type="spellStart"/>
+            <w:r>
+              <w:t>hemoglobin</w:t>
+            </w:r>
+            <w:proofErr w:type="spellEnd"/>
+            <w:r>
+              <w:t xml:space="preserve"> to detect </w:t>
+            </w:r>
+            <w:proofErr w:type="spellStart"/>
+            <w:r>
+              <w:t>anemia</w:t>
+            </w:r>
+            <w:proofErr w:type="spellEnd"/>
+            <w:r>
+              <w:t>.</w:t>
             </w:r>
           </w:p>
         </w:tc>
@@ -1977,9 +2061,11 @@
             <w:hideMark/>
           </w:tcPr>
           <w:p>
+            <w:proofErr w:type="spellStart"/>
             <w:r>
               <w:t>wc</w:t>
             </w:r>
+            <w:proofErr w:type="spellEnd"/>
           </w:p>
         </w:tc>
         <w:tc>
@@ -2078,9 +2164,11 @@
             <w:hideMark/>
           </w:tcPr>
           <w:p>
+            <w:proofErr w:type="spellStart"/>
             <w:r>
               <w:t>rc</w:t>
             </w:r>
+            <w:proofErr w:type="spellEnd"/>
           </w:p>
         </w:tc>
         <w:tc>
@@ -2179,9 +2267,11 @@
             <w:hideMark/>
           </w:tcPr>
           <w:p>
+            <w:proofErr w:type="spellStart"/>
             <w:r>
               <w:t>htn</w:t>
             </w:r>
+            <w:proofErr w:type="spellEnd"/>
           </w:p>
         </w:tc>
         <w:tc>
@@ -2482,9 +2572,11 @@
             <w:hideMark/>
           </w:tcPr>
           <w:p>
+            <w:proofErr w:type="spellStart"/>
             <w:r>
               <w:t>appet</w:t>
             </w:r>
+            <w:proofErr w:type="spellEnd"/>
           </w:p>
         </w:tc>
         <w:tc>
@@ -2531,7 +2623,23 @@
           </w:tcPr>
           <w:p>
             <w:r>
-              <w:t>As toxic waste (bu and sc) builds up in the blood, patients feel too nauseous to eat.</w:t>
+              <w:t>As toxic waste (</w:t>
+            </w:r>
+            <w:proofErr w:type="spellStart"/>
+            <w:r>
+              <w:t>bu</w:t>
+            </w:r>
+            <w:proofErr w:type="spellEnd"/>
+            <w:r>
+              <w:t xml:space="preserve"> and </w:t>
+            </w:r>
+            <w:proofErr w:type="spellStart"/>
+            <w:r>
+              <w:t>sc</w:t>
+            </w:r>
+            <w:proofErr w:type="spellEnd"/>
+            <w:r>
+              <w:t>) builds up in the blood, patients feel too nauseous to eat.</w:t>
             </w:r>
           </w:p>
         </w:tc>
@@ -2608,31 +2716,44 @@
           </w:tcPr>
           <w:p>
             <w:r>
-              <w:t>Pedal Edema</w:t>
-            </w:r>
-          </w:p>
-        </w:tc>
-        <w:tc>
-          <w:tcPr>
-            <w:tcW w:w="0" w:type="auto"/>
-            <w:tcBorders>
-              <w:top w:val="single" w:sz="6" w:space="0" w:color="CCCCCC"/>
-              <w:left w:val="single" w:sz="6" w:space="0" w:color="CCCCCC"/>
-              <w:bottom w:val="single" w:sz="6" w:space="0" w:color="CCCCCC"/>
-              <w:right w:val="single" w:sz="6" w:space="0" w:color="CCCCCC"/>
-            </w:tcBorders>
-            <w:tcMar>
-              <w:top w:w="30" w:type="dxa"/>
-              <w:left w:w="45" w:type="dxa"/>
-              <w:bottom w:w="30" w:type="dxa"/>
-              <w:right w:w="45" w:type="dxa"/>
-            </w:tcMar>
-            <w:vAlign w:val="bottom"/>
-            <w:hideMark/>
-          </w:tcPr>
-          <w:p>
-            <w:r>
-              <w:t>Swelling in the feet/ankles because the kidneys aren't removing excess water from the body.</w:t>
+              <w:t xml:space="preserve">Pedal </w:t>
+            </w:r>
+            <w:proofErr w:type="spellStart"/>
+            <w:r>
+              <w:t>Edema</w:t>
+            </w:r>
+            <w:proofErr w:type="spellEnd"/>
+          </w:p>
+        </w:tc>
+        <w:tc>
+          <w:tcPr>
+            <w:tcW w:w="0" w:type="auto"/>
+            <w:tcBorders>
+              <w:top w:val="single" w:sz="6" w:space="0" w:color="CCCCCC"/>
+              <w:left w:val="single" w:sz="6" w:space="0" w:color="CCCCCC"/>
+              <w:bottom w:val="single" w:sz="6" w:space="0" w:color="CCCCCC"/>
+              <w:right w:val="single" w:sz="6" w:space="0" w:color="CCCCCC"/>
+            </w:tcBorders>
+            <w:tcMar>
+              <w:top w:w="30" w:type="dxa"/>
+              <w:left w:w="45" w:type="dxa"/>
+              <w:bottom w:w="30" w:type="dxa"/>
+              <w:right w:w="45" w:type="dxa"/>
+            </w:tcMar>
+            <w:vAlign w:val="bottom"/>
+            <w:hideMark/>
+          </w:tcPr>
+          <w:p>
+            <w:r>
+              <w:t xml:space="preserve">Swelling in the feet/ankles because the kidneys </w:t>
+            </w:r>
+            <w:proofErr w:type="gramStart"/>
+            <w:r>
+              <w:t>aren't</w:t>
+            </w:r>
+            <w:proofErr w:type="gramEnd"/>
+            <w:r>
+              <w:t xml:space="preserve"> removing excess water from the body.</w:t>
             </w:r>
           </w:p>
         </w:tc>
@@ -2684,34 +2805,38 @@
             <w:hideMark/>
           </w:tcPr>
           <w:p>
+            <w:proofErr w:type="spellStart"/>
             <w:r>
               <w:lastRenderedPageBreak/>
               <w:t>ane</w:t>
             </w:r>
-          </w:p>
-        </w:tc>
-        <w:tc>
-          <w:tcPr>
-            <w:tcW w:w="0" w:type="auto"/>
-            <w:tcBorders>
-              <w:top w:val="single" w:sz="6" w:space="0" w:color="CCCCCC"/>
-              <w:left w:val="single" w:sz="6" w:space="0" w:color="CCCCCC"/>
-              <w:bottom w:val="single" w:sz="6" w:space="0" w:color="CCCCCC"/>
-              <w:right w:val="single" w:sz="6" w:space="0" w:color="CCCCCC"/>
-            </w:tcBorders>
-            <w:tcMar>
-              <w:top w:w="30" w:type="dxa"/>
-              <w:left w:w="45" w:type="dxa"/>
-              <w:bottom w:w="30" w:type="dxa"/>
-              <w:right w:w="45" w:type="dxa"/>
-            </w:tcMar>
-            <w:vAlign w:val="bottom"/>
-            <w:hideMark/>
-          </w:tcPr>
-          <w:p>
+            <w:proofErr w:type="spellEnd"/>
+          </w:p>
+        </w:tc>
+        <w:tc>
+          <w:tcPr>
+            <w:tcW w:w="0" w:type="auto"/>
+            <w:tcBorders>
+              <w:top w:val="single" w:sz="6" w:space="0" w:color="CCCCCC"/>
+              <w:left w:val="single" w:sz="6" w:space="0" w:color="CCCCCC"/>
+              <w:bottom w:val="single" w:sz="6" w:space="0" w:color="CCCCCC"/>
+              <w:right w:val="single" w:sz="6" w:space="0" w:color="CCCCCC"/>
+            </w:tcBorders>
+            <w:tcMar>
+              <w:top w:w="30" w:type="dxa"/>
+              <w:left w:w="45" w:type="dxa"/>
+              <w:bottom w:w="30" w:type="dxa"/>
+              <w:right w:w="45" w:type="dxa"/>
+            </w:tcMar>
+            <w:vAlign w:val="bottom"/>
+            <w:hideMark/>
+          </w:tcPr>
+          <w:p>
+            <w:proofErr w:type="spellStart"/>
             <w:r>
               <w:t>Anemia</w:t>
             </w:r>
+            <w:proofErr w:type="spellEnd"/>
           </w:p>
         </w:tc>
         <w:tc>
@@ -2835,7 +2960,23 @@
           </w:tcPr>
           <w:p>
             <w:r>
-              <w:t>The Answer Key. ckd (Sick) or notckd (Healthy). The model learns to predict this.</w:t>
+              <w:t xml:space="preserve">The Answer Key. </w:t>
+            </w:r>
+            <w:proofErr w:type="spellStart"/>
+            <w:r>
+              <w:t>ckd</w:t>
+            </w:r>
+            <w:proofErr w:type="spellEnd"/>
+            <w:r>
+              <w:t xml:space="preserve"> (Sick) or </w:t>
+            </w:r>
+            <w:proofErr w:type="spellStart"/>
+            <w:r>
+              <w:t>notckd</w:t>
+            </w:r>
+            <w:proofErr w:type="spellEnd"/>
+            <w:r>
+              <w:t xml:space="preserve"> (Healthy). The model learns to predict this.</w:t>
             </w:r>
           </w:p>
         </w:tc>
@@ -2980,7 +3121,15 @@
         <w:t>Data Transformation/Encoding:</w:t>
       </w:r>
       <w:r>
-        <w:t xml:space="preserve"> Prior to encoding, a structural typo within the target variable column ('classification') was corrected to prevent the algorithm from incorrectly interpreting duplicate diagnostic classes. Following this, I utilized LabelEncoder from the scikit-learn library to transform all categorical variables (string/text data) into numeric formats. This conversion is essential because the Random Forest classifier requires purely mathematical inputs to calculate information gain and effectively construct its decision trees.</w:t>
+        <w:t xml:space="preserve"> Prior to encoding, a structural typo within the target variable column ('classification') was corrected to prevent the algorithm from incorrectly interpreting duplicate diagnostic classes. Following this, I utilized </w:t>
+      </w:r>
+      <w:proofErr w:type="spellStart"/>
+      <w:r>
+        <w:t>LabelEncoder</w:t>
+      </w:r>
+      <w:proofErr w:type="spellEnd"/>
+      <w:r>
+        <w:t xml:space="preserve"> from the scikit-learn library to transform all categorical variables (string/text data) into numeric formats. This conversion is essential because the Random Forest classifier requires purely mathematical inputs to calculate information gain and effectively construct its decision trees.</w:t>
       </w:r>
     </w:p>
     <w:p>
@@ -3117,7 +3266,15 @@
         <w:t>Explanation of Results:</w:t>
       </w:r>
       <w:r>
-        <w:t xml:space="preserve"> These metrics indicate that the model demonstrates a highly robust capability to accurately classify the target diagnosis based on the provided biological markers. The confusion matrix confirmed zero false positives and zero false negatives on the test data. Crucially, by intentionally dropping "leaky" late-stage symptom features (such as ane and pe) during pre-processing, we ensured the model learned true biochemical patterns rather than taking predictive shortcuts. Furthermore, achieving a 98.75% average accuracy across five separate cross-validation folds confirms that the model generalizes exceptionally well to unseen data and that our pre-processing steps successfully mitigated overfitting.</w:t>
+        <w:t xml:space="preserve"> These metrics indicate that the model demonstrates a highly robust capability to accurately classify the target diagnosis based on the provided biological markers. The confusion matrix confirmed zero false positives and zero false negatives on the test data. Crucially, by intentionally dropping "leaky" late-stage symptom features (such as </w:t>
+      </w:r>
+      <w:proofErr w:type="spellStart"/>
+      <w:r>
+        <w:t>ane</w:t>
+      </w:r>
+      <w:proofErr w:type="spellEnd"/>
+      <w:r>
+        <w:t xml:space="preserve"> and pe) during pre-processing, we ensured the model learned true biochemical patterns rather than taking predictive shortcuts. Furthermore, achieving a 98.75% average accuracy across five separate cross-validation folds confirms that the model generalizes exceptionally well to unseen data and that our pre-processing steps successfully mitigated overfitting.</w:t>
       </w:r>
     </w:p>
     <w:p>
@@ -3366,12 +3523,21 @@
           <w:numId w:val="6"/>
         </w:numPr>
       </w:pPr>
+      <w:proofErr w:type="spellStart"/>
       <w:r>
         <w:rPr>
           <w:b/>
           <w:bCs/>
         </w:rPr>
-        <w:t>n_estimators (Number of trees):</w:t>
+        <w:t>n_estimators</w:t>
+      </w:r>
+      <w:proofErr w:type="spellEnd"/>
+      <w:r>
+        <w:rPr>
+          <w:b/>
+          <w:bCs/>
+        </w:rPr>
+        <w:t xml:space="preserve"> (Number of trees):</w:t>
       </w:r>
       <w:r>
         <w:t xml:space="preserve"> [50, 100, 200] </w:t>
@@ -3390,12 +3556,21 @@
           <w:numId w:val="6"/>
         </w:numPr>
       </w:pPr>
+      <w:proofErr w:type="spellStart"/>
       <w:r>
         <w:rPr>
           <w:b/>
           <w:bCs/>
         </w:rPr>
-        <w:t>max_depth (Maximum tree height):</w:t>
+        <w:t>max_depth</w:t>
+      </w:r>
+      <w:proofErr w:type="spellEnd"/>
+      <w:r>
+        <w:rPr>
+          <w:b/>
+          <w:bCs/>
+        </w:rPr>
+        <w:t xml:space="preserve"> (Maximum tree height):</w:t>
       </w:r>
       <w:r>
         <w:t xml:space="preserve"> [None, 10, 20] </w:t>
@@ -3404,7 +3579,13 @@
         <w:t>=</w:t>
       </w:r>
       <w:r>
-        <w:t xml:space="preserve"> options</w:t>
+        <w:t xml:space="preserve"> </w:t>
+      </w:r>
+      <w:r>
+        <w:t xml:space="preserve">3 </w:t>
+      </w:r>
+      <w:r>
+        <w:t>options</w:t>
       </w:r>
     </w:p>
     <w:p>
@@ -3414,12 +3595,21 @@
           <w:numId w:val="6"/>
         </w:numPr>
       </w:pPr>
+      <w:proofErr w:type="spellStart"/>
       <w:r>
         <w:rPr>
           <w:b/>
           <w:bCs/>
         </w:rPr>
-        <w:t>min_samples_split (Minimum patients per branch):</w:t>
+        <w:t>min_samples_split</w:t>
+      </w:r>
+      <w:proofErr w:type="spellEnd"/>
+      <w:r>
+        <w:rPr>
+          <w:b/>
+          <w:bCs/>
+        </w:rPr>
+        <w:t xml:space="preserve"> (Minimum patients per branch):</w:t>
       </w:r>
       <w:r>
         <w:t xml:space="preserve"> [2, 5, 10] </w:t>
@@ -3446,7 +3636,15 @@
         <w:t>criterion (Mathematical splitting metric):</w:t>
       </w:r>
       <w:r>
-        <w:t xml:space="preserve"> ['gini', 'entropy'] </w:t>
+        <w:t xml:space="preserve"> ['</w:t>
+      </w:r>
+      <w:proofErr w:type="spellStart"/>
+      <w:r>
+        <w:t>gini</w:t>
+      </w:r>
+      <w:proofErr w:type="spellEnd"/>
+      <w:r>
+        <w:t xml:space="preserve">', 'entropy'] </w:t>
       </w:r>
       <w:r>
         <w:t>=</w:t>
@@ -3551,6 +3749,7 @@
       <w:r>
         <w:rPr>
           <w:rFonts w:eastAsiaTheme="minorEastAsia"/>
+          <w:noProof/>
         </w:rPr>
         <w:lastRenderedPageBreak/>
         <w:drawing>
@@ -3601,7 +3800,23 @@
     </w:p>
     <w:p>
       <w:r>
-        <w:t xml:space="preserve">Training 270 distinct Random Forest models is computationally expensive. To optimize execution time, I utilized the n_jobs=-1 parameter within the GridSearchCV function. This instruction bypasses standard sequential processing and forces the compiler to utilize </w:t>
+        <w:t xml:space="preserve">Training 270 distinct Random Forest models is computationally expensive. To optimize execution time, I utilized the </w:t>
+      </w:r>
+      <w:proofErr w:type="spellStart"/>
+      <w:r>
+        <w:t>n_jobs</w:t>
+      </w:r>
+      <w:proofErr w:type="spellEnd"/>
+      <w:r>
+        <w:t xml:space="preserve">=-1 parameter within the </w:t>
+      </w:r>
+      <w:proofErr w:type="spellStart"/>
+      <w:r>
+        <w:t>GridSearchCV</w:t>
+      </w:r>
+      <w:proofErr w:type="spellEnd"/>
+      <w:r>
+        <w:t xml:space="preserve"> function. This instruction bypasses standard sequential processing and forces the compiler to utilize </w:t>
       </w:r>
       <w:r>
         <w:rPr>
@@ -3627,7 +3842,7 @@
           <w:bCs/>
         </w:rPr>
         <w:pict w14:anchorId="02309330">
-          <v:rect id="_x0000_i1034" style="width:0;height:1.5pt" o:hralign="center" o:hrstd="t" o:hr="t" fillcolor="#a0a0a0" stroked="f"/>
+          <v:rect id="_x0000_i1028" style="width:0;height:1.5pt" o:hralign="center" o:hrstd="t" o:hr="t" fillcolor="#a0a0a0" stroked="f"/>
         </w:pict>
       </w:r>
     </w:p>
@@ -3648,12 +3863,60 @@
     </w:p>
     <w:p>
       <w:r>
-        <w:t>The automated Grid Search identified the following optimal configuration: {'criterion': 'gini', 'max_depth': None, 'min_samples_split': 10, 'n_estimators': 100}.</w:t>
-      </w:r>
-    </w:p>
-    <w:p>
-      <w:r>
-        <w:t>The finding that min_samples_split=10 is optimal is highly significant for the LabAnalyzer system. It forces the model to be biologically conservative, preventing it from creating diagnostic rules based on isolated outliers.</w:t>
+        <w:t>The automated Grid Search identified the following optimal configuration: {'criterion': '</w:t>
+      </w:r>
+      <w:proofErr w:type="spellStart"/>
+      <w:r>
+        <w:t>gini</w:t>
+      </w:r>
+      <w:proofErr w:type="spellEnd"/>
+      <w:r>
+        <w:t>', '</w:t>
+      </w:r>
+      <w:proofErr w:type="spellStart"/>
+      <w:r>
+        <w:t>max_depth</w:t>
+      </w:r>
+      <w:proofErr w:type="spellEnd"/>
+      <w:r>
+        <w:t>': None, '</w:t>
+      </w:r>
+      <w:proofErr w:type="spellStart"/>
+      <w:r>
+        <w:t>min_samples_split</w:t>
+      </w:r>
+      <w:proofErr w:type="spellEnd"/>
+      <w:r>
+        <w:t>': 10, '</w:t>
+      </w:r>
+      <w:proofErr w:type="spellStart"/>
+      <w:r>
+        <w:t>n_estimators</w:t>
+      </w:r>
+      <w:proofErr w:type="spellEnd"/>
+      <w:r>
+        <w:t>': 100}.</w:t>
+      </w:r>
+    </w:p>
+    <w:p>
+      <w:r>
+        <w:t xml:space="preserve">The finding that </w:t>
+      </w:r>
+      <w:proofErr w:type="spellStart"/>
+      <w:r>
+        <w:t>min_samples_split</w:t>
+      </w:r>
+      <w:proofErr w:type="spellEnd"/>
+      <w:r>
+        <w:t xml:space="preserve">=10 is optimal is highly significant for the </w:t>
+      </w:r>
+      <w:proofErr w:type="spellStart"/>
+      <w:r>
+        <w:t>LabAnalyzer</w:t>
+      </w:r>
+      <w:proofErr w:type="spellEnd"/>
+      <w:r>
+        <w:t xml:space="preserve"> system. It forces the model to be biologically conservative, preventing it from creating diagnostic rules based on isolated outliers.</w:t>
       </w:r>
     </w:p>
     <w:p>
@@ -3688,7 +3951,15 @@
     <w:p/>
     <w:p>
       <w:r>
-        <w:t>               precision    recall  f1-score   support</w:t>
+        <w:t xml:space="preserve">               precision    </w:t>
+      </w:r>
+      <w:proofErr w:type="gramStart"/>
+      <w:r>
+        <w:t>recall  f</w:t>
+      </w:r>
+      <w:proofErr w:type="gramEnd"/>
+      <w:r>
+        <w:t>1-score   support</w:t>
       </w:r>
       <w:r>
         <w:br/>
@@ -3710,11 +3981,27 @@
       </w:r>
       <w:r>
         <w:br/>
-        <w:t xml:space="preserve">   macro avg       1.00      1.00      1.00        80</w:t>
+        <w:t xml:space="preserve">   macro </w:t>
+      </w:r>
+      <w:proofErr w:type="spellStart"/>
+      <w:r>
+        <w:t>avg</w:t>
+      </w:r>
+      <w:proofErr w:type="spellEnd"/>
+      <w:r>
+        <w:t xml:space="preserve">       1.00      1.00      1.00        80</w:t>
       </w:r>
       <w:r>
         <w:br/>
-        <w:t>weighted avg       1.00      1.00      1.00        80</w:t>
+        <w:t xml:space="preserve">weighted </w:t>
+      </w:r>
+      <w:proofErr w:type="spellStart"/>
+      <w:r>
+        <w:t>avg</w:t>
+      </w:r>
+      <w:proofErr w:type="spellEnd"/>
+      <w:r>
+        <w:t xml:space="preserve">       1.00      1.00      1.00        80</w:t>
       </w:r>
       <w:r>
         <w:br/>
@@ -3735,7 +4022,15 @@
     </w:p>
     <w:p>
       <w:r>
-        <w:t>[[52  0]</w:t>
+        <w:t>[[</w:t>
+      </w:r>
+      <w:proofErr w:type="gramStart"/>
+      <w:r>
+        <w:t>52  0</w:t>
+      </w:r>
+      <w:proofErr w:type="gramEnd"/>
+      <w:r>
+        <w:t>]</w:t>
       </w:r>
       <w:r>
         <w:br/>
@@ -3759,13 +4054,7 @@
     </w:p>
     <w:p>
       <w:r>
-        <w:t xml:space="preserve">The model successfully diagnosed all 28 patients with </w:t>
-      </w:r>
-      <w:r>
-        <w:t>chronic kidney disease</w:t>
-      </w:r>
-      <w:r>
-        <w:t xml:space="preserve"> (Recall = 1.00) while identifying all 52 healthy individuals without a single false alarm (Precision = 1.00). The matrix confirms zero False Positives and zero False Negatives.</w:t>
+        <w:t>The model successfully diagnosed all 28 patients with chronic kidney disease (Recall = 1.00) while identifying all 52 healthy individuals without a single false alarm (Precision = 1.00). The matrix confirms zero False Positives and zero False Negatives.</w:t>
       </w:r>
     </w:p>
     <w:p>
@@ -3781,7 +4070,7 @@
           <w:bCs/>
         </w:rPr>
         <w:pict w14:anchorId="10DD23FB">
-          <v:rect id="_x0000_i1042" style="width:0;height:1.5pt" o:hralign="center" o:hrstd="t" o:hr="t" fillcolor="#a0a0a0" stroked="f"/>
+          <v:rect id="_x0000_i1029" style="width:0;height:1.5pt" o:hralign="center" o:hrstd="t" o:hr="t" fillcolor="#a0a0a0" stroked="f"/>
         </w:pict>
       </w:r>
     </w:p>
@@ -3802,6 +4091,9 @@
     </w:p>
     <w:p>
       <w:r>
+        <w:rPr>
+          <w:noProof/>
+        </w:rPr>
         <w:drawing>
           <wp:inline distT="0" distB="0" distL="0" distR="0" wp14:anchorId="6619320F" wp14:editId="545F1235">
             <wp:extent cx="5731510" cy="4578350"/>
@@ -5342,6 +5634,7 @@
   <w:style w:type="character" w:default="1" w:styleId="DefaultParagraphFont">
     <w:name w:val="Default Paragraph Font"/>
     <w:uiPriority w:val="1"/>
+    <w:semiHidden/>
     <w:unhideWhenUsed/>
   </w:style>
   <w:style w:type="table" w:default="1" w:styleId="TableNormal">
